--- a/QED Course/Lesson 35 Quantizing the Dirac Field.docx
+++ b/QED Course/Lesson 35 Quantizing the Dirac Field.docx
@@ -58,7 +58,7 @@
     </w:p>
     <w:p>
       <w:pPr>
-        <w:pStyle w:val="Heading1"/>
+        <w:pStyle w:val="Heading2"/>
       </w:pPr>
       <w:r>
         <w:t>How to use this lesson</w:t>
@@ -81,7 +81,7 @@
     </w:p>
     <w:p>
       <w:pPr>
-        <w:pStyle w:val="Heading2"/>
+        <w:pStyle w:val="Heading3"/>
       </w:pPr>
       <w:r>
         <w:t>Learning objectives</w:t>
@@ -153,7 +153,7 @@
     </w:p>
     <w:p>
       <w:pPr>
-        <w:pStyle w:val="Heading2"/>
+        <w:pStyle w:val="Heading3"/>
       </w:pPr>
       <w:r>
         <w:t>Notation and conventions</w:t>
@@ -591,7 +591,7 @@
     </w:tbl>
     <w:p>
       <w:pPr>
-        <w:pStyle w:val="Heading1"/>
+        <w:pStyle w:val="Heading2"/>
       </w:pPr>
       <w:r>
         <w:t>1 The classical field and the plan</w:t>
@@ -599,7 +599,7 @@
     </w:p>
     <w:p>
       <w:pPr>
-        <w:pStyle w:val="Heading2"/>
+        <w:pStyle w:val="Heading3"/>
       </w:pPr>
       <w:r>
         <w:t>1.1 What Part IV supplied</w:t>
@@ -612,7 +612,7 @@
     </w:p>
     <w:p>
       <w:pPr>
-        <w:pStyle w:val="Heading2"/>
+        <w:pStyle w:val="Heading3"/>
       </w:pPr>
       <w:r>
         <w:t>1.2 The plan</w:t>
@@ -662,7 +662,7 @@
           <m:r>
             <m:t xml:space="preserve">,</m:t>
           </m:r>
-          <m:sSub>
+          <m:sSubSup>
             <m:e>
               <m:r>
                 <m:t xml:space="preserve">ψ</m:t>
@@ -670,10 +670,15 @@
             </m:e>
             <m:sub>
               <m:r>
-                <m:t xml:space="preserve">b†</m:t>
+                <m:t xml:space="preserve">b</m:t>
               </m:r>
             </m:sub>
-          </m:sSub>
+            <m:sup>
+              <m:r>
+                <m:t xml:space="preserve">†</m:t>
+              </m:r>
+            </m:sup>
+          </m:sSubSup>
           <m:d>
             <m:dPr/>
             <m:e>
@@ -777,7 +782,7 @@
           <m:r>
             <m:t xml:space="preserve">{</m:t>
           </m:r>
-          <m:sSub>
+          <m:sSubSup>
             <m:e>
               <m:r>
                 <m:t xml:space="preserve">ψ</m:t>
@@ -785,14 +790,19 @@
             </m:e>
             <m:sub>
               <m:r>
-                <m:t xml:space="preserve">a†</m:t>
+                <m:t xml:space="preserve">a</m:t>
               </m:r>
             </m:sub>
-          </m:sSub>
+            <m:sup>
+              <m:r>
+                <m:t xml:space="preserve">†</m:t>
+              </m:r>
+            </m:sup>
+          </m:sSubSup>
           <m:r>
             <m:t xml:space="preserve">,</m:t>
           </m:r>
-          <m:sSub>
+          <m:sSubSup>
             <m:e>
               <m:r>
                 <m:t xml:space="preserve">ψ</m:t>
@@ -800,10 +810,15 @@
             </m:e>
             <m:sub>
               <m:r>
-                <m:t xml:space="preserve">b†</m:t>
+                <m:t xml:space="preserve">b</m:t>
               </m:r>
             </m:sub>
-          </m:sSub>
+            <m:sup>
+              <m:r>
+                <m:t xml:space="preserve">†</m:t>
+              </m:r>
+            </m:sup>
+          </m:sSubSup>
           <m:r>
             <m:t xml:space="preserve">}</m:t>
           </m:r>
@@ -823,7 +838,7 @@
     </w:p>
     <w:p>
       <w:pPr>
-        <w:pStyle w:val="Heading1"/>
+        <w:pStyle w:val="Heading2"/>
       </w:pPr>
       <w:r>
         <w:t>2 A single fermionic mode</w:t>
@@ -831,7 +846,7 @@
     </w:p>
     <w:p>
       <w:pPr>
-        <w:pStyle w:val="Heading2"/>
+        <w:pStyle w:val="Heading3"/>
       </w:pPr>
       <w:r>
         <w:t>2.1 The algebra</w:t>
@@ -1037,10 +1052,11 @@
       </w:r>
     </w:p>
     <w:p>
-      <w:pPr>
-        <w:pStyle w:val="Heading3"/>
-      </w:pPr>
       <w:r>
+        <w:rPr>
+          <w:b/>
+          <w:i/>
+        </w:rPr>
         <w:t>Worked example 1</w:t>
       </w:r>
     </w:p>
@@ -1051,7 +1067,7 @@
     </w:p>
     <w:p>
       <w:pPr>
-        <w:pStyle w:val="Heading2"/>
+        <w:pStyle w:val="Heading3"/>
       </w:pPr>
       <w:r>
         <w:t>2.2 Several modes</w:t>
@@ -1069,7 +1085,7 @@
       </w:pPr>
       <m:oMathPara>
         <m:oMath>
-          <m:sSub>
+          <m:sSubSup>
             <m:e>
               <m:r>
                 <m:t xml:space="preserve">c</m:t>
@@ -1077,11 +1093,16 @@
             </m:e>
             <m:sub>
               <m:r>
-                <m:t xml:space="preserve">i†</m:t>
+                <m:t xml:space="preserve">i</m:t>
               </m:r>
             </m:sub>
-          </m:sSub>
-          <m:sSub>
+            <m:sup>
+              <m:r>
+                <m:t xml:space="preserve">†</m:t>
+              </m:r>
+            </m:sup>
+          </m:sSubSup>
+          <m:sSubSup>
             <m:e>
               <m:r>
                 <m:t xml:space="preserve">c</m:t>
@@ -1089,10 +1110,15 @@
             </m:e>
             <m:sub>
               <m:r>
-                <m:t xml:space="preserve">j†</m:t>
+                <m:t xml:space="preserve">j</m:t>
               </m:r>
             </m:sub>
-          </m:sSub>
+            <m:sup>
+              <m:r>
+                <m:t xml:space="preserve">†</m:t>
+              </m:r>
+            </m:sup>
+          </m:sSubSup>
           <m:r>
             <m:t xml:space="preserve">|</m:t>
           </m:r>
@@ -1105,7 +1131,7 @@
           <m:r>
             <m:t xml:space="preserve">−</m:t>
           </m:r>
-          <m:sSub>
+          <m:sSubSup>
             <m:e>
               <m:r>
                 <m:t xml:space="preserve">c</m:t>
@@ -1113,11 +1139,16 @@
             </m:e>
             <m:sub>
               <m:r>
-                <m:t xml:space="preserve">j†</m:t>
+                <m:t xml:space="preserve">j</m:t>
               </m:r>
             </m:sub>
-          </m:sSub>
-          <m:sSub>
+            <m:sup>
+              <m:r>
+                <m:t xml:space="preserve">†</m:t>
+              </m:r>
+            </m:sup>
+          </m:sSubSup>
+          <m:sSubSup>
             <m:e>
               <m:r>
                 <m:t xml:space="preserve">c</m:t>
@@ -1125,10 +1156,15 @@
             </m:e>
             <m:sub>
               <m:r>
-                <m:t xml:space="preserve">i†</m:t>
+                <m:t xml:space="preserve">i</m:t>
               </m:r>
             </m:sub>
-          </m:sSub>
+            <m:sup>
+              <m:r>
+                <m:t xml:space="preserve">†</m:t>
+              </m:r>
+            </m:sup>
+          </m:sSubSup>
           <m:r>
             <m:t xml:space="preserve">|</m:t>
           </m:r>
@@ -1144,10 +1180,11 @@
       </w:r>
     </w:p>
     <w:p>
-      <w:pPr>
-        <w:pStyle w:val="Heading3"/>
-      </w:pPr>
       <w:r>
+        <w:rPr>
+          <w:b/>
+          <w:i/>
+        </w:rPr>
         <w:t>Worked example 2</w:t>
       </w:r>
     </w:p>
@@ -1158,7 +1195,7 @@
     </w:p>
     <w:p>
       <w:pPr>
-        <w:pStyle w:val="Heading1"/>
+        <w:pStyle w:val="Heading2"/>
       </w:pPr>
       <w:r>
         <w:t>3 Expanding the Dirac field in modes</w:t>
@@ -1166,7 +1203,7 @@
     </w:p>
     <w:p>
       <w:pPr>
-        <w:pStyle w:val="Heading2"/>
+        <w:pStyle w:val="Heading3"/>
       </w:pPr>
       <w:r>
         <w:t>3.1 Plane-wave solutions</w:t>
@@ -1638,7 +1675,7 @@
     </w:p>
     <w:p>
       <w:pPr>
-        <w:pStyle w:val="Heading2"/>
+        <w:pStyle w:val="Heading3"/>
       </w:pPr>
       <w:r>
         <w:t>3.2 Four spinor identities</w:t>
@@ -1656,7 +1693,7 @@
       </w:pPr>
       <m:oMathPara>
         <m:oMath>
-          <m:sSub>
+          <m:sSubSup>
             <m:e>
               <m:r>
                 <m:t xml:space="preserve">u</m:t>
@@ -1664,10 +1701,15 @@
             </m:e>
             <m:sub>
               <m:r>
-                <m:t xml:space="preserve">s†</m:t>
+                <m:t xml:space="preserve">s</m:t>
               </m:r>
             </m:sub>
-          </m:sSub>
+            <m:sup>
+              <m:r>
+                <m:t xml:space="preserve">†</m:t>
+              </m:r>
+            </m:sup>
+          </m:sSubSup>
           <m:d>
             <m:dPr/>
             <m:e>
@@ -1729,7 +1771,7 @@
           <m:r>
             <m:t xml:space="preserve">,</m:t>
           </m:r>
-          <m:sSub>
+          <m:sSubSup>
             <m:e>
               <m:r>
                 <m:t xml:space="preserve">v</m:t>
@@ -1737,10 +1779,15 @@
             </m:e>
             <m:sub>
               <m:r>
-                <m:t xml:space="preserve">s†</m:t>
+                <m:t xml:space="preserve">s</m:t>
               </m:r>
             </m:sub>
-          </m:sSub>
+            <m:sup>
+              <m:r>
+                <m:t xml:space="preserve">†</m:t>
+              </m:r>
+            </m:sup>
+          </m:sSubSup>
           <m:d>
             <m:dPr/>
             <m:e>
@@ -1802,7 +1849,7 @@
           <m:r>
             <m:t xml:space="preserve">,</m:t>
           </m:r>
-          <m:sSub>
+          <m:sSubSup>
             <m:e>
               <m:r>
                 <m:t xml:space="preserve">u</m:t>
@@ -1810,10 +1857,15 @@
             </m:e>
             <m:sub>
               <m:r>
-                <m:t xml:space="preserve">s†</m:t>
+                <m:t xml:space="preserve">s</m:t>
               </m:r>
             </m:sub>
-          </m:sSub>
+            <m:sup>
+              <m:r>
+                <m:t xml:space="preserve">†</m:t>
+              </m:r>
+            </m:sup>
+          </m:sSubSup>
           <m:d>
             <m:dPr/>
             <m:e>
@@ -1854,7 +1906,7 @@
           <m:r>
             <m:t xml:space="preserve">,</m:t>
           </m:r>
-          <m:sSub>
+          <m:sSubSup>
             <m:e>
               <m:r>
                 <m:t xml:space="preserve">v</m:t>
@@ -1862,10 +1914,15 @@
             </m:e>
             <m:sub>
               <m:r>
-                <m:t xml:space="preserve">s†</m:t>
+                <m:t xml:space="preserve">s</m:t>
               </m:r>
             </m:sub>
-          </m:sSub>
+            <m:sup>
+              <m:r>
+                <m:t xml:space="preserve">†</m:t>
+              </m:r>
+            </m:sup>
+          </m:sSubSup>
           <m:d>
             <m:dPr/>
             <m:e>
@@ -1954,7 +2011,7 @@
                   </m:r>
                 </m:e>
               </m:d>
-              <m:sSub>
+              <m:sSubSup>
                 <m:e>
                   <m:r>
                     <m:t xml:space="preserve">u</m:t>
@@ -1962,10 +2019,15 @@
                 </m:e>
                 <m:sub>
                   <m:r>
-                    <m:t xml:space="preserve">s†</m:t>
+                    <m:t xml:space="preserve">s</m:t>
                   </m:r>
                 </m:sub>
-              </m:sSub>
+                <m:sup>
+                  <m:r>
+                    <m:t xml:space="preserve">†</m:t>
+                  </m:r>
+                </m:sup>
+              </m:sSubSup>
               <m:d>
                 <m:dPr/>
                 <m:e>
@@ -2000,7 +2062,7 @@
                   </m:r>
                 </m:e>
               </m:d>
-              <m:sSub>
+              <m:sSubSup>
                 <m:e>
                   <m:r>
                     <m:t xml:space="preserve">v</m:t>
@@ -2008,10 +2070,15 @@
                 </m:e>
                 <m:sub>
                   <m:r>
-                    <m:t xml:space="preserve">s†</m:t>
+                    <m:t xml:space="preserve">s</m:t>
                   </m:r>
                 </m:sub>
-              </m:sSub>
+                <m:sup>
+                  <m:r>
+                    <m:t xml:space="preserve">†</m:t>
+                  </m:r>
+                </m:sup>
+              </m:sSubSup>
               <m:d>
                 <m:dPr/>
                 <m:e>
@@ -2055,10 +2122,11 @@
       </w:r>
     </w:p>
     <w:p>
-      <w:pPr>
-        <w:pStyle w:val="Heading3"/>
-      </w:pPr>
       <w:r>
+        <w:rPr>
+          <w:b/>
+          <w:i/>
+        </w:rPr>
         <w:t>Worked example 3</w:t>
       </w:r>
     </w:p>
@@ -2079,7 +2147,7 @@
     </w:p>
     <w:p>
       <w:pPr>
-        <w:pStyle w:val="Heading2"/>
+        <w:pStyle w:val="Heading3"/>
       </w:pPr>
       <w:r>
         <w:t>3.3 The expansion</w:t>
@@ -2288,7 +2356,7 @@
               <m:r>
                 <m:t xml:space="preserve">+</m:t>
               </m:r>
-              <m:sSub>
+              <m:sSubSup>
                 <m:e>
                   <m:r>
                     <m:t xml:space="preserve">d</m:t>
@@ -2305,10 +2373,12 @@
                     <m:t xml:space="preserve">s</m:t>
                   </m:r>
                 </m:sub>
-              </m:sSub>
-              <m:r>
-                <m:t xml:space="preserve">†</m:t>
-              </m:r>
+                <m:sup>
+                  <m:r>
+                    <m:t xml:space="preserve">†</m:t>
+                  </m:r>
+                </m:sup>
+              </m:sSubSup>
               <m:r>
                 <m:t xml:space="preserve"> </m:t>
               </m:r>
@@ -2491,7 +2561,7 @@
               <m:endChr m:val="]"/>
             </m:dPr>
             <m:e>
-              <m:sSub>
+              <m:sSubSup>
                 <m:e>
                   <m:r>
                     <m:t xml:space="preserve">b</m:t>
@@ -2508,10 +2578,12 @@
                     <m:t xml:space="preserve">s</m:t>
                   </m:r>
                 </m:sub>
-              </m:sSub>
-              <m:r>
-                <m:t xml:space="preserve">†</m:t>
-              </m:r>
+                <m:sup>
+                  <m:r>
+                    <m:t xml:space="preserve">†</m:t>
+                  </m:r>
+                </m:sup>
+              </m:sSubSup>
               <m:r>
                 <m:t xml:space="preserve"> </m:t>
               </m:r>
@@ -2639,7 +2711,7 @@
     </w:p>
     <w:p>
       <w:pPr>
-        <w:pStyle w:val="Heading1"/>
+        <w:pStyle w:val="Heading2"/>
       </w:pPr>
       <w:r>
         <w:t>4 The anticommutation relations</w:t>
@@ -2647,7 +2719,7 @@
     </w:p>
     <w:p>
       <w:pPr>
-        <w:pStyle w:val="Heading2"/>
+        <w:pStyle w:val="Heading3"/>
       </w:pPr>
       <w:r>
         <w:t>4.1 The relations for b and d</w:t>
@@ -2775,7 +2847,7 @@
           <m:r>
             <m:t xml:space="preserve"> </m:t>
           </m:r>
-          <m:sSub>
+          <m:sSubSup>
             <m:e>
               <m:r>
                 <m:t xml:space="preserve">u</m:t>
@@ -2783,10 +2855,15 @@
             </m:e>
             <m:sub>
               <m:r>
-                <m:t xml:space="preserve">s†</m:t>
+                <m:t xml:space="preserve">s</m:t>
               </m:r>
             </m:sub>
-          </m:sSub>
+            <m:sup>
+              <m:r>
+                <m:t xml:space="preserve">†</m:t>
+              </m:r>
+            </m:sup>
+          </m:sSubSup>
           <m:d>
             <m:dPr/>
             <m:e>
@@ -2818,7 +2895,7 @@
           <m:r>
             <m:t xml:space="preserve">,</m:t>
           </m:r>
-          <m:sSub>
+          <m:sSubSup>
             <m:e>
               <m:r>
                 <m:t xml:space="preserve">d</m:t>
@@ -2835,10 +2912,12 @@
                 <m:t xml:space="preserve">s</m:t>
               </m:r>
             </m:sub>
-          </m:sSub>
-          <m:r>
-            <m:t xml:space="preserve">†</m:t>
-          </m:r>
+            <m:sup>
+              <m:r>
+                <m:t xml:space="preserve">†</m:t>
+              </m:r>
+            </m:sup>
+          </m:sSubSup>
           <m:r>
             <m:t xml:space="preserve">=</m:t>
           </m:r>
@@ -2931,7 +3010,7 @@
           <m:r>
             <m:t xml:space="preserve"> </m:t>
           </m:r>
-          <m:sSub>
+          <m:sSubSup>
             <m:e>
               <m:r>
                 <m:t xml:space="preserve">v</m:t>
@@ -2939,10 +3018,15 @@
             </m:e>
             <m:sub>
               <m:r>
-                <m:t xml:space="preserve">s†</m:t>
+                <m:t xml:space="preserve">s</m:t>
               </m:r>
             </m:sub>
-          </m:sSub>
+            <m:sup>
+              <m:r>
+                <m:t xml:space="preserve">†</m:t>
+              </m:r>
+            </m:sup>
+          </m:sSubSup>
           <m:d>
             <m:dPr/>
             <m:e>
@@ -3015,7 +3099,7 @@
           <m:r>
             <m:t xml:space="preserve">,</m:t>
           </m:r>
-          <m:sSub>
+          <m:sSubSup>
             <m:e>
               <m:r>
                 <m:t xml:space="preserve">b</m:t>
@@ -3032,10 +3116,12 @@
                 <m:t xml:space="preserve">r</m:t>
               </m:r>
             </m:sub>
-          </m:sSub>
-          <m:r>
-            <m:t xml:space="preserve">†</m:t>
-          </m:r>
+            <m:sup>
+              <m:r>
+                <m:t xml:space="preserve">†</m:t>
+              </m:r>
+            </m:sup>
+          </m:sSubSup>
           <m:r>
             <m:t xml:space="preserve">}</m:t>
           </m:r>
@@ -3184,7 +3270,7 @@
           </m:r>
           <m:sSub>
             <m:e>
-              <m:sSub>
+              <m:sSubSup>
                 <m:e>
                   <m:r>
                     <m:t xml:space="preserve">u</m:t>
@@ -3192,10 +3278,15 @@
                 </m:e>
                 <m:sub>
                   <m:r>
-                    <m:t xml:space="preserve">s†</m:t>
+                    <m:t xml:space="preserve">s</m:t>
                   </m:r>
                 </m:sub>
-              </m:sSub>
+                <m:sup>
+                  <m:r>
+                    <m:t xml:space="preserve">†</m:t>
+                  </m:r>
+                </m:sup>
+              </m:sSubSup>
               <m:d>
                 <m:dPr/>
                 <m:e>
@@ -3272,7 +3363,7 @@
           <m:r>
             <m:t xml:space="preserve">,</m:t>
           </m:r>
-          <m:sSub>
+          <m:sSubSup>
             <m:e>
               <m:r>
                 <m:t xml:space="preserve">ψ</m:t>
@@ -3280,10 +3371,15 @@
             </m:e>
             <m:sub>
               <m:r>
-                <m:t xml:space="preserve">b†</m:t>
+                <m:t xml:space="preserve">b</m:t>
               </m:r>
             </m:sub>
-          </m:sSub>
+            <m:sup>
+              <m:r>
+                <m:t xml:space="preserve">†</m:t>
+              </m:r>
+            </m:sup>
+          </m:sSubSup>
           <m:d>
             <m:dPr/>
             <m:e>
@@ -3392,7 +3488,7 @@
           <m:r>
             <m:t xml:space="preserve">,</m:t>
           </m:r>
-          <m:sSub>
+          <m:sSubSup>
             <m:e>
               <m:r>
                 <m:t xml:space="preserve">b</m:t>
@@ -3409,10 +3505,12 @@
                 <m:t xml:space="preserve">r</m:t>
               </m:r>
             </m:sub>
-          </m:sSub>
-          <m:r>
-            <m:t xml:space="preserve">†</m:t>
-          </m:r>
+            <m:sup>
+              <m:r>
+                <m:t xml:space="preserve">†</m:t>
+              </m:r>
+            </m:sup>
+          </m:sSubSup>
           <m:r>
             <m:t xml:space="preserve">}</m:t>
           </m:r>
@@ -3443,7 +3541,7 @@
           <m:r>
             <m:t xml:space="preserve">,</m:t>
           </m:r>
-          <m:sSub>
+          <m:sSubSup>
             <m:e>
               <m:r>
                 <m:t xml:space="preserve">d</m:t>
@@ -3460,10 +3558,12 @@
                 <m:t xml:space="preserve">r</m:t>
               </m:r>
             </m:sub>
-          </m:sSub>
-          <m:r>
-            <m:t xml:space="preserve">†</m:t>
-          </m:r>
+            <m:sup>
+              <m:r>
+                <m:t xml:space="preserve">†</m:t>
+              </m:r>
+            </m:sup>
+          </m:sSubSup>
           <m:r>
             <m:t xml:space="preserve">}</m:t>
           </m:r>
@@ -3565,7 +3665,7 @@
     </w:p>
     <w:p>
       <w:pPr>
-        <w:pStyle w:val="Heading2"/>
+        <w:pStyle w:val="Heading3"/>
       </w:pPr>
       <w:r>
         <w:t>4.2 A consistency check</w:t>
@@ -3609,7 +3709,7 @@
           <m:r>
             <m:t xml:space="preserve">,</m:t>
           </m:r>
-          <m:sSub>
+          <m:sSubSup>
             <m:e>
               <m:r>
                 <m:t xml:space="preserve">ψ</m:t>
@@ -3617,10 +3717,15 @@
             </m:e>
             <m:sub>
               <m:r>
-                <m:t xml:space="preserve">b†</m:t>
+                <m:t xml:space="preserve">b</m:t>
               </m:r>
             </m:sub>
-          </m:sSub>
+            <m:sup>
+              <m:r>
+                <m:t xml:space="preserve">†</m:t>
+              </m:r>
+            </m:sup>
+          </m:sSubSup>
           <m:d>
             <m:dPr/>
             <m:e>
@@ -3737,7 +3842,7 @@
                       </m:r>
                     </m:e>
                   </m:d>
-                  <m:sSub>
+                  <m:sSubSup>
                     <m:e>
                       <m:r>
                         <m:t xml:space="preserve">u</m:t>
@@ -3745,10 +3850,15 @@
                     </m:e>
                     <m:sub>
                       <m:r>
-                        <m:t xml:space="preserve">s†</m:t>
+                        <m:t xml:space="preserve">s</m:t>
                       </m:r>
                     </m:sub>
-                  </m:sSub>
+                    <m:sup>
+                      <m:r>
+                        <m:t xml:space="preserve">†</m:t>
+                      </m:r>
+                    </m:sup>
+                  </m:sSubSup>
                   <m:d>
                     <m:dPr/>
                     <m:e>
@@ -3783,7 +3893,7 @@
                       </m:r>
                     </m:e>
                   </m:d>
-                  <m:sSub>
+                  <m:sSubSup>
                     <m:e>
                       <m:r>
                         <m:t xml:space="preserve">v</m:t>
@@ -3791,10 +3901,15 @@
                     </m:e>
                     <m:sub>
                       <m:r>
-                        <m:t xml:space="preserve">s†</m:t>
+                        <m:t xml:space="preserve">s</m:t>
                       </m:r>
                     </m:sub>
-                  </m:sSub>
+                    <m:sup>
+                      <m:r>
+                        <m:t xml:space="preserve">†</m:t>
+                      </m:r>
+                    </m:sup>
+                  </m:sSubSup>
                   <m:d>
                     <m:dPr/>
                     <m:e>
@@ -3901,7 +4016,7 @@
     </w:p>
     <w:p>
       <w:pPr>
-        <w:pStyle w:val="Heading1"/>
+        <w:pStyle w:val="Heading2"/>
       </w:pPr>
       <w:r>
         <w:t>5 The Hamiltonian, momentum, and charge</w:t>
@@ -3909,7 +4024,7 @@
     </w:p>
     <w:p>
       <w:pPr>
-        <w:pStyle w:val="Heading2"/>
+        <w:pStyle w:val="Heading3"/>
       </w:pPr>
       <w:r>
         <w:t>5.1 The Hamiltonian</w:t>
@@ -4016,6 +4131,29 @@
               <m:endChr m:val="]"/>
             </m:dPr>
             <m:e>
+              <m:sSubSup>
+                <m:e>
+                  <m:r>
+                    <m:t xml:space="preserve">b</m:t>
+                  </m:r>
+                </m:e>
+                <m:sub>
+                  <m:r>
+                    <m:t xml:space="preserve">p</m:t>
+                  </m:r>
+                  <m:r>
+                    <m:t xml:space="preserve">,</m:t>
+                  </m:r>
+                  <m:r>
+                    <m:t xml:space="preserve">s</m:t>
+                  </m:r>
+                </m:sub>
+                <m:sup>
+                  <m:r>
+                    <m:t xml:space="preserve">†</m:t>
+                  </m:r>
+                </m:sup>
+              </m:sSubSup>
               <m:sSub>
                 <m:e>
                   <m:r>
@@ -4034,24 +4172,6 @@
                   </m:r>
                 </m:sub>
               </m:sSub>
-              <m:sSub>
-                <m:e>
-                  <m:r>
-                    <m:t xml:space="preserve">†b</m:t>
-                  </m:r>
-                </m:e>
-                <m:sub>
-                  <m:r>
-                    <m:t xml:space="preserve">p</m:t>
-                  </m:r>
-                  <m:r>
-                    <m:t xml:space="preserve">,</m:t>
-                  </m:r>
-                  <m:r>
-                    <m:t xml:space="preserve">s</m:t>
-                  </m:r>
-                </m:sub>
-              </m:sSub>
               <m:r>
                 <m:t xml:space="preserve">−</m:t>
               </m:r>
@@ -4073,7 +4193,7 @@
                   </m:r>
                 </m:sub>
               </m:sSub>
-              <m:sSub>
+              <m:sSubSup>
                 <m:e>
                   <m:r>
                     <m:t xml:space="preserve">d</m:t>
@@ -4090,10 +4210,12 @@
                     <m:t xml:space="preserve">s</m:t>
                   </m:r>
                 </m:sub>
-              </m:sSub>
-              <m:r>
-                <m:t xml:space="preserve">†</m:t>
-              </m:r>
+                <m:sup>
+                  <m:r>
+                    <m:t xml:space="preserve">†</m:t>
+                  </m:r>
+                </m:sup>
+              </m:sSubSup>
             </m:e>
           </m:d>
         </m:oMath>
@@ -4200,6 +4322,29 @@
               <m:endChr m:val="]"/>
             </m:dPr>
             <m:e>
+              <m:sSubSup>
+                <m:e>
+                  <m:r>
+                    <m:t xml:space="preserve">b</m:t>
+                  </m:r>
+                </m:e>
+                <m:sub>
+                  <m:r>
+                    <m:t xml:space="preserve">p</m:t>
+                  </m:r>
+                  <m:r>
+                    <m:t xml:space="preserve">,</m:t>
+                  </m:r>
+                  <m:r>
+                    <m:t xml:space="preserve">s</m:t>
+                  </m:r>
+                </m:sub>
+                <m:sup>
+                  <m:r>
+                    <m:t xml:space="preserve">†</m:t>
+                  </m:r>
+                </m:sup>
+              </m:sSubSup>
               <m:sSub>
                 <m:e>
                   <m:r>
@@ -4218,28 +4363,10 @@
                   </m:r>
                 </m:sub>
               </m:sSub>
-              <m:sSub>
-                <m:e>
-                  <m:r>
-                    <m:t xml:space="preserve">†b</m:t>
-                  </m:r>
-                </m:e>
-                <m:sub>
-                  <m:r>
-                    <m:t xml:space="preserve">p</m:t>
-                  </m:r>
-                  <m:r>
-                    <m:t xml:space="preserve">,</m:t>
-                  </m:r>
-                  <m:r>
-                    <m:t xml:space="preserve">s</m:t>
-                  </m:r>
-                </m:sub>
-              </m:sSub>
               <m:r>
                 <m:t xml:space="preserve">+</m:t>
               </m:r>
-              <m:sSub>
+              <m:sSubSup>
                 <m:e>
                   <m:r>
                     <m:t xml:space="preserve">d</m:t>
@@ -4256,11 +4383,16 @@
                     <m:t xml:space="preserve">s</m:t>
                   </m:r>
                 </m:sub>
-              </m:sSub>
+                <m:sup>
+                  <m:r>
+                    <m:t xml:space="preserve">†</m:t>
+                  </m:r>
+                </m:sup>
+              </m:sSubSup>
               <m:sSub>
                 <m:e>
                   <m:r>
-                    <m:t xml:space="preserve">†d</m:t>
+                    <m:t xml:space="preserve">d</m:t>
                   </m:r>
                 </m:e>
                 <m:sub>
@@ -4364,7 +4496,7 @@
     </w:p>
     <w:p>
       <w:pPr>
-        <w:pStyle w:val="Heading2"/>
+        <w:pStyle w:val="Heading3"/>
       </w:pPr>
       <w:r>
         <w:t>5.2 Normal ordering and the vacuum energy</w:t>
@@ -4468,6 +4600,29 @@
           <m:d>
             <m:dPr/>
             <m:e>
+              <m:sSubSup>
+                <m:e>
+                  <m:r>
+                    <m:t xml:space="preserve">b</m:t>
+                  </m:r>
+                </m:e>
+                <m:sub>
+                  <m:r>
+                    <m:t xml:space="preserve">p</m:t>
+                  </m:r>
+                  <m:r>
+                    <m:t xml:space="preserve">,</m:t>
+                  </m:r>
+                  <m:r>
+                    <m:t xml:space="preserve">s</m:t>
+                  </m:r>
+                </m:sub>
+                <m:sup>
+                  <m:r>
+                    <m:t xml:space="preserve">†</m:t>
+                  </m:r>
+                </m:sup>
+              </m:sSubSup>
               <m:sSub>
                 <m:e>
                   <m:r>
@@ -4486,28 +4641,10 @@
                   </m:r>
                 </m:sub>
               </m:sSub>
-              <m:sSub>
-                <m:e>
-                  <m:r>
-                    <m:t xml:space="preserve">†b</m:t>
-                  </m:r>
-                </m:e>
-                <m:sub>
-                  <m:r>
-                    <m:t xml:space="preserve">p</m:t>
-                  </m:r>
-                  <m:r>
-                    <m:t xml:space="preserve">,</m:t>
-                  </m:r>
-                  <m:r>
-                    <m:t xml:space="preserve">s</m:t>
-                  </m:r>
-                </m:sub>
-              </m:sSub>
               <m:r>
                 <m:t xml:space="preserve">+</m:t>
               </m:r>
-              <m:sSub>
+              <m:sSubSup>
                 <m:e>
                   <m:r>
                     <m:t xml:space="preserve">d</m:t>
@@ -4524,11 +4661,16 @@
                     <m:t xml:space="preserve">s</m:t>
                   </m:r>
                 </m:sub>
-              </m:sSub>
+                <m:sup>
+                  <m:r>
+                    <m:t xml:space="preserve">†</m:t>
+                  </m:r>
+                </m:sup>
+              </m:sSubSup>
               <m:sSub>
                 <m:e>
                   <m:r>
-                    <m:t xml:space="preserve">†d</m:t>
+                    <m:t xml:space="preserve">d</m:t>
                   </m:r>
                 </m:e>
                 <m:sub>
@@ -4554,10 +4696,11 @@
       </w:r>
     </w:p>
     <w:p>
-      <w:pPr>
-        <w:pStyle w:val="Heading3"/>
-      </w:pPr>
       <w:r>
+        <w:rPr>
+          <w:b/>
+          <w:i/>
+        </w:rPr>
         <w:t>Worked example 4</w:t>
       </w:r>
     </w:p>
@@ -4568,7 +4711,7 @@
     </w:p>
     <w:p>
       <w:pPr>
-        <w:pStyle w:val="Heading2"/>
+        <w:pStyle w:val="Heading3"/>
       </w:pPr>
       <w:r>
         <w:t>5.3 Momentum and charge</w:t>
@@ -4663,6 +4806,29 @@
           <m:d>
             <m:dPr/>
             <m:e>
+              <m:sSubSup>
+                <m:e>
+                  <m:r>
+                    <m:t xml:space="preserve">b</m:t>
+                  </m:r>
+                </m:e>
+                <m:sub>
+                  <m:r>
+                    <m:t xml:space="preserve">p</m:t>
+                  </m:r>
+                  <m:r>
+                    <m:t xml:space="preserve">,</m:t>
+                  </m:r>
+                  <m:r>
+                    <m:t xml:space="preserve">s</m:t>
+                  </m:r>
+                </m:sub>
+                <m:sup>
+                  <m:r>
+                    <m:t xml:space="preserve">†</m:t>
+                  </m:r>
+                </m:sup>
+              </m:sSubSup>
               <m:sSub>
                 <m:e>
                   <m:r>
@@ -4681,28 +4847,10 @@
                   </m:r>
                 </m:sub>
               </m:sSub>
-              <m:sSub>
-                <m:e>
-                  <m:r>
-                    <m:t xml:space="preserve">†b</m:t>
-                  </m:r>
-                </m:e>
-                <m:sub>
-                  <m:r>
-                    <m:t xml:space="preserve">p</m:t>
-                  </m:r>
-                  <m:r>
-                    <m:t xml:space="preserve">,</m:t>
-                  </m:r>
-                  <m:r>
-                    <m:t xml:space="preserve">s</m:t>
-                  </m:r>
-                </m:sub>
-              </m:sSub>
               <m:r>
                 <m:t xml:space="preserve">+</m:t>
               </m:r>
-              <m:sSub>
+              <m:sSubSup>
                 <m:e>
                   <m:r>
                     <m:t xml:space="preserve">d</m:t>
@@ -4719,11 +4867,16 @@
                     <m:t xml:space="preserve">s</m:t>
                   </m:r>
                 </m:sub>
-              </m:sSub>
+                <m:sup>
+                  <m:r>
+                    <m:t xml:space="preserve">†</m:t>
+                  </m:r>
+                </m:sup>
+              </m:sSubSup>
               <m:sSub>
                 <m:e>
                   <m:r>
-                    <m:t xml:space="preserve">†d</m:t>
+                    <m:t xml:space="preserve">d</m:t>
                   </m:r>
                 </m:e>
                 <m:sub>
@@ -4853,6 +5006,29 @@
           <m:d>
             <m:dPr/>
             <m:e>
+              <m:sSubSup>
+                <m:e>
+                  <m:r>
+                    <m:t xml:space="preserve">b</m:t>
+                  </m:r>
+                </m:e>
+                <m:sub>
+                  <m:r>
+                    <m:t xml:space="preserve">p</m:t>
+                  </m:r>
+                  <m:r>
+                    <m:t xml:space="preserve">,</m:t>
+                  </m:r>
+                  <m:r>
+                    <m:t xml:space="preserve">s</m:t>
+                  </m:r>
+                </m:sub>
+                <m:sup>
+                  <m:r>
+                    <m:t xml:space="preserve">†</m:t>
+                  </m:r>
+                </m:sup>
+              </m:sSubSup>
               <m:sSub>
                 <m:e>
                   <m:r>
@@ -4871,28 +5047,10 @@
                   </m:r>
                 </m:sub>
               </m:sSub>
-              <m:sSub>
-                <m:e>
-                  <m:r>
-                    <m:t xml:space="preserve">†b</m:t>
-                  </m:r>
-                </m:e>
-                <m:sub>
-                  <m:r>
-                    <m:t xml:space="preserve">p</m:t>
-                  </m:r>
-                  <m:r>
-                    <m:t xml:space="preserve">,</m:t>
-                  </m:r>
-                  <m:r>
-                    <m:t xml:space="preserve">s</m:t>
-                  </m:r>
-                </m:sub>
-              </m:sSub>
               <m:r>
                 <m:t xml:space="preserve">−</m:t>
               </m:r>
-              <m:sSub>
+              <m:sSubSup>
                 <m:e>
                   <m:r>
                     <m:t xml:space="preserve">d</m:t>
@@ -4909,11 +5067,16 @@
                     <m:t xml:space="preserve">s</m:t>
                   </m:r>
                 </m:sub>
-              </m:sSub>
+                <m:sup>
+                  <m:r>
+                    <m:t xml:space="preserve">†</m:t>
+                  </m:r>
+                </m:sup>
+              </m:sSubSup>
               <m:sSub>
                 <m:e>
                   <m:r>
-                    <m:t xml:space="preserve">†d</m:t>
+                    <m:t xml:space="preserve">d</m:t>
                   </m:r>
                 </m:e>
                 <m:sub>
@@ -5101,7 +5264,7 @@
     </w:p>
     <w:p>
       <w:pPr>
-        <w:pStyle w:val="Heading2"/>
+        <w:pStyle w:val="Heading3"/>
       </w:pPr>
       <w:r>
         <w:t>5.4 The equation of motion</w:t>
@@ -5113,10 +5276,11 @@
       </w:r>
     </w:p>
     <w:p>
-      <w:pPr>
-        <w:pStyle w:val="Heading3"/>
-      </w:pPr>
       <w:r>
+        <w:rPr>
+          <w:b/>
+          <w:i/>
+        </w:rPr>
         <w:t>Worked example 5</w:t>
       </w:r>
     </w:p>
@@ -5142,7 +5306,7 @@
     </w:p>
     <w:p>
       <w:pPr>
-        <w:pStyle w:val="Heading1"/>
+        <w:pStyle w:val="Heading2"/>
       </w:pPr>
       <w:r>
         <w:t>6 The states</w:t>
@@ -5150,7 +5314,7 @@
     </w:p>
     <w:p>
       <w:pPr>
-        <w:pStyle w:val="Heading2"/>
+        <w:pStyle w:val="Heading3"/>
       </w:pPr>
       <w:r>
         <w:t>6.1 Vacuum, electron, positron</w:t>
@@ -5206,7 +5370,7 @@
           <m:r>
             <m:t xml:space="preserve"> </m:t>
           </m:r>
-          <m:sSub>
+          <m:sSubSup>
             <m:e>
               <m:r>
                 <m:t xml:space="preserve">b</m:t>
@@ -5223,10 +5387,12 @@
                 <m:t xml:space="preserve">s</m:t>
               </m:r>
             </m:sub>
-          </m:sSub>
-          <m:r>
-            <m:t xml:space="preserve">†</m:t>
-          </m:r>
+            <m:sup>
+              <m:r>
+                <m:t xml:space="preserve">†</m:t>
+              </m:r>
+            </m:sup>
+          </m:sSubSup>
           <m:r>
             <m:t xml:space="preserve">|</m:t>
           </m:r>
@@ -5285,7 +5451,7 @@
           <m:r>
             <m:t xml:space="preserve"> </m:t>
           </m:r>
-          <m:sSub>
+          <m:sSubSup>
             <m:e>
               <m:r>
                 <m:t xml:space="preserve">d</m:t>
@@ -5302,10 +5468,12 @@
                 <m:t xml:space="preserve">s</m:t>
               </m:r>
             </m:sub>
-          </m:sSub>
-          <m:r>
-            <m:t xml:space="preserve">†</m:t>
-          </m:r>
+            <m:sup>
+              <m:r>
+                <m:t xml:space="preserve">†</m:t>
+              </m:r>
+            </m:sup>
+          </m:sSubSup>
           <m:r>
             <m:t xml:space="preserve">|</m:t>
           </m:r>
@@ -5803,10 +5971,11 @@
       </w:tr>
     </w:tbl>
     <w:p>
-      <w:pPr>
-        <w:pStyle w:val="Heading3"/>
-      </w:pPr>
       <w:r>
+        <w:rPr>
+          <w:b/>
+          <w:i/>
+        </w:rPr>
         <w:t>Worked example 6</w:t>
       </w:r>
     </w:p>
@@ -5827,7 +5996,7 @@
     </w:p>
     <w:p>
       <w:pPr>
-        <w:pStyle w:val="Heading2"/>
+        <w:pStyle w:val="Heading3"/>
       </w:pPr>
       <w:r>
         <w:t>6.2 Many-particle states</w:t>
@@ -5840,7 +6009,7 @@
     </w:p>
     <w:p>
       <w:pPr>
-        <w:pStyle w:val="Heading1"/>
+        <w:pStyle w:val="Heading2"/>
       </w:pPr>
       <w:r>
         <w:t>7 Why not commutators?</w:t>
@@ -5944,6 +6113,29 @@
           <m:d>
             <m:dPr/>
             <m:e>
+              <m:sSubSup>
+                <m:e>
+                  <m:r>
+                    <m:t xml:space="preserve">b</m:t>
+                  </m:r>
+                </m:e>
+                <m:sub>
+                  <m:r>
+                    <m:t xml:space="preserve">p</m:t>
+                  </m:r>
+                  <m:r>
+                    <m:t xml:space="preserve">,</m:t>
+                  </m:r>
+                  <m:r>
+                    <m:t xml:space="preserve">s</m:t>
+                  </m:r>
+                </m:sub>
+                <m:sup>
+                  <m:r>
+                    <m:t xml:space="preserve">†</m:t>
+                  </m:r>
+                </m:sup>
+              </m:sSubSup>
               <m:sSub>
                 <m:e>
                   <m:r>
@@ -5962,28 +6154,10 @@
                   </m:r>
                 </m:sub>
               </m:sSub>
-              <m:sSub>
-                <m:e>
-                  <m:r>
-                    <m:t xml:space="preserve">†b</m:t>
-                  </m:r>
-                </m:e>
-                <m:sub>
-                  <m:r>
-                    <m:t xml:space="preserve">p</m:t>
-                  </m:r>
-                  <m:r>
-                    <m:t xml:space="preserve">,</m:t>
-                  </m:r>
-                  <m:r>
-                    <m:t xml:space="preserve">s</m:t>
-                  </m:r>
-                </m:sub>
-              </m:sSub>
               <m:r>
                 <m:t xml:space="preserve">−</m:t>
               </m:r>
-              <m:sSub>
+              <m:sSubSup>
                 <m:e>
                   <m:r>
                     <m:t xml:space="preserve">d</m:t>
@@ -6000,11 +6174,16 @@
                     <m:t xml:space="preserve">s</m:t>
                   </m:r>
                 </m:sub>
-              </m:sSub>
+                <m:sup>
+                  <m:r>
+                    <m:t xml:space="preserve">†</m:t>
+                  </m:r>
+                </m:sup>
+              </m:sSubSup>
               <m:sSub>
                 <m:e>
                   <m:r>
-                    <m:t xml:space="preserve">†d</m:t>
+                    <m:t xml:space="preserve">d</m:t>
                   </m:r>
                 </m:e>
                 <m:sub>
@@ -6037,7 +6216,7 @@
     </w:p>
     <w:p>
       <w:pPr>
-        <w:pStyle w:val="Heading1"/>
+        <w:pStyle w:val="Heading2"/>
       </w:pPr>
       <w:r>
         <w:t>8 Connections to QED</w:t>
@@ -6480,7 +6659,7 @@
     </w:p>
     <w:p>
       <w:pPr>
-        <w:pStyle w:val="Heading1"/>
+        <w:pStyle w:val="Heading2"/>
       </w:pPr>
       <w:r>
         <w:t>9 Summary</w:t>
@@ -6584,7 +6763,7 @@
     </w:p>
     <w:p>
       <w:pPr>
-        <w:pStyle w:val="Heading1"/>
+        <w:pStyle w:val="Heading2"/>
       </w:pPr>
       <w:r>
         <w:t>Exercises</w:t>
@@ -7244,7 +7423,7 @@
     </w:tbl>
     <w:p>
       <w:pPr>
-        <w:pStyle w:val="Heading1"/>
+        <w:pStyle w:val="Heading2"/>
       </w:pPr>
       <w:r>
         <w:t>Solutions</w:t>
@@ -7359,16 +7538,7 @@
         <w:t xml:space="preserve"> </w:t>
       </w:r>
       <w:r>
-        <w:t>Using {b, b†} and {d, d†}, {ψ_a(x), ψ_b†(y)} = ∫d³p/((2π)³2E_p)Σ_s[u_s(p)_a u_s(p)_b</w:t>
-      </w:r>
-      <w:r>
-        <w:rPr>
-          <w:i/>
-        </w:rPr>
-        <w:t>e^(ip·(x−y)) + v_s(p)_a v_s(p)_b</w:t>
-      </w:r>
-      <w:r>
-        <w:t>e^(−ip·(x−y))]. In the second term change p → −p, giving v_s(−p)_a v_s(−p)_b*e^(ip·(x−y)). The sum of the spinor matrices is 2E_p δ_ab by Exercise 5, so the result is ∫d³p/(2π)³ e^(ip·(x−y))δ_ab = δ_abδ³(x − y).</w:t>
+        <w:t>Using {b, b†} and {d, d†}, {ψ_a(x), ψ_b†(y)} = ∫d³p/((2π)³2E_p)Σ_s[u_s(p)_a u_s(p)_b*e^(ip·(x−y)) + v_s(p)_a v_s(p)_b*e^(−ip·(x−y))]. In the second term change p → −p, giving v_s(−p)_a v_s(−p)_b*e^(ip·(x−y)). The sum of the spinor matrices is 2E_p δ_ab by Exercise 5, so the result is ∫d³p/(2π)³ e^(ip·(x−y))δ_ab = δ_abδ³(x − y).</w:t>
       </w:r>
     </w:p>
     <w:p>
@@ -7485,7 +7655,7 @@
     </w:p>
     <w:p>
       <w:pPr>
-        <w:pStyle w:val="Heading1"/>
+        <w:pStyle w:val="Heading2"/>
       </w:pPr>
       <w:r>
         <w:t>Mastery checklist</w:t>
@@ -7557,7 +7727,7 @@
     </w:p>
     <w:p>
       <w:pPr>
-        <w:pStyle w:val="Heading1"/>
+        <w:pStyle w:val="Heading2"/>
       </w:pPr>
       <w:r>
         <w:t>Next lesson</w:t>
